--- a/testakten/sozialrecht-elektrorollstuhl-koerner-oldenburg/28_beweisbeschluss_sozialgericht.docx
+++ b/testakten/sozialrecht-elektrorollstuhl-koerner-oldenburg/28_beweisbeschluss_sozialgericht.docx
@@ -196,25 +196,101 @@
         <w:t>Den Beteiligten wird Gelegenheit gegeben, innerhalb von zwei Wochen ergänzende Fragen an den Sachverständigen zu stellen. Der Sachverständigen wird die vollständige Verwaltungsakte einschließlich der Stellungnahme des Medizinischen Dienstes und des privaten Reha-Gutachtens übersandt.</w:t>
       </w:r>
     </w:p>
-    <w:p>
-      <w:r>
-        <w:rPr>
-          <w:rFonts w:ascii="Times New Roman" w:hAnsi="Times New Roman"/>
-          <w:b w:val="0"/>
-          <w:i w:val="0"/>
-          <w:sz w:val="22"/>
-        </w:rPr>
-        <w:t>Formathinweis: Dieses Aktenstück wird in Times New Roman, 11 pt, mit ausschließlich dezimaler Gliederung ausgegeben.</w:t>
-      </w:r>
-    </w:p>
     <w:sectPr>
-      <w:pgSz w:w="12240" w:h="15840"/>
-      <w:pgMar w:top="1440" w:right="1800" w:bottom="1440" w:left="1800" w:header="720" w:footer="720" w:gutter="0"/>
+      <w:headerReference w:type="default" r:id="rId9"/>
+      <w:footerReference w:type="default" r:id="rId10"/>
+      <w:pgSz w:w="11906" w:h="16838"/>
+      <w:pgMar w:top="1440" w:right="1800" w:bottom="1440" w:left="1800" w:header="680" w:footer="567" w:gutter="0"/>
       <w:cols w:space="720"/>
       <w:docGrid w:linePitch="360"/>
     </w:sectPr>
   </w:body>
 </w:document>
+</file>
+
+<file path=word/footer1.xml><?xml version="1.0" encoding="utf-8"?>
+<w:ftr xmlns:m="http://schemas.openxmlformats.org/officeDocument/2006/math" xmlns:mc="http://schemas.openxmlformats.org/markup-compatibility/2006" xmlns:mo="http://schemas.microsoft.com/office/mac/office/2008/main" xmlns:mv="urn:schemas-microsoft-com:mac:vml" xmlns:o="urn:schemas-microsoft-com:office:office" xmlns:r="http://schemas.openxmlformats.org/officeDocument/2006/relationships" xmlns:v="urn:schemas-microsoft-com:vml" xmlns:w10="urn:schemas-microsoft-com:office:word" xmlns:w14="http://schemas.microsoft.com/office/word/2010/wordml" xmlns:w="http://schemas.openxmlformats.org/wordprocessingml/2006/main" xmlns:wne="http://schemas.microsoft.com/office/word/2006/wordml" xmlns:wp14="http://schemas.microsoft.com/office/word/2010/wordprocessingDrawing" xmlns:wp="http://schemas.openxmlformats.org/drawingml/2006/wordprocessingDrawing" xmlns:wpc="http://schemas.microsoft.com/office/word/2010/wordprocessingCanvas" xmlns:wpg="http://schemas.microsoft.com/office/word/2010/wordprocessingGroup" xmlns:wpi="http://schemas.microsoft.com/office/word/2010/wordprocessingInk" xmlns:wps="http://schemas.microsoft.com/office/word/2010/wordprocessingShape" mc:Ignorable="w14 wp14">
+  <w:p>
+    <w:pPr>
+      <w:pStyle w:val="Footer"/>
+      <w:tabs>
+        <w:tab w:pos="9071" w:val="right"/>
+      </w:tabs>
+      <w:jc w:val="left"/>
+    </w:pPr>
+    <w:r>
+      <w:rPr>
+        <w:rFonts w:ascii="Times New Roman" w:hAnsi="Times New Roman"/>
+        <w:color w:val="6B6B66"/>
+        <w:sz w:val="16"/>
+      </w:rPr>
+    </w:r>
+    <w:r>
+      <w:rPr>
+        <w:rFonts w:ascii="Times New Roman" w:hAnsi="Times New Roman"/>
+        <w:color w:val="6B6B66"/>
+        <w:sz w:val="16"/>
+      </w:rPr>
+      <w:t>Sozialgericht Oldenburg</w:t>
+    </w:r>
+    <w:r>
+      <w:rPr>
+        <w:rFonts w:ascii="Times New Roman" w:hAnsi="Times New Roman"/>
+        <w:color w:val="6B6B66"/>
+        <w:sz w:val="16"/>
+      </w:rPr>
+      <w:tab/>
+      <w:t xml:space="preserve">Seite </w:t>
+    </w:r>
+    <w:r>
+      <w:rPr>
+        <w:rFonts w:ascii="Times New Roman" w:hAnsi="Times New Roman"/>
+        <w:color w:val="6B6B66"/>
+        <w:sz w:val="16"/>
+      </w:rPr>
+      <w:fldChar w:fldCharType="begin"/>
+      <w:instrText xml:space="preserve"> PAGE </w:instrText>
+      <w:fldChar w:fldCharType="end"/>
+    </w:r>
+  </w:p>
+</w:ftr>
+</file>
+
+<file path=word/header1.xml><?xml version="1.0" encoding="utf-8"?>
+<w:hdr xmlns:m="http://schemas.openxmlformats.org/officeDocument/2006/math" xmlns:mc="http://schemas.openxmlformats.org/markup-compatibility/2006" xmlns:mo="http://schemas.microsoft.com/office/mac/office/2008/main" xmlns:mv="urn:schemas-microsoft-com:mac:vml" xmlns:o="urn:schemas-microsoft-com:office:office" xmlns:r="http://schemas.openxmlformats.org/officeDocument/2006/relationships" xmlns:v="urn:schemas-microsoft-com:vml" xmlns:w10="urn:schemas-microsoft-com:office:word" xmlns:w14="http://schemas.microsoft.com/office/word/2010/wordml" xmlns:w="http://schemas.openxmlformats.org/wordprocessingml/2006/main" xmlns:wne="http://schemas.microsoft.com/office/word/2006/wordml" xmlns:wp14="http://schemas.microsoft.com/office/word/2010/wordprocessingDrawing" xmlns:wp="http://schemas.openxmlformats.org/drawingml/2006/wordprocessingDrawing" xmlns:wpc="http://schemas.microsoft.com/office/word/2010/wordprocessingCanvas" xmlns:wpg="http://schemas.microsoft.com/office/word/2010/wordprocessingGroup" xmlns:wpi="http://schemas.microsoft.com/office/word/2010/wordprocessingInk" xmlns:wps="http://schemas.microsoft.com/office/word/2010/wordprocessingShape" mc:Ignorable="w14 wp14">
+  <w:p>
+    <w:pPr>
+      <w:pStyle w:val="Header"/>
+      <w:jc w:val="left"/>
+    </w:pPr>
+    <w:r/>
+    <w:r>
+      <w:rPr>
+        <w:rFonts w:ascii="Times New Roman" w:hAnsi="Times New Roman"/>
+        <w:b/>
+        <w:color w:val="3B3F45"/>
+        <w:sz w:val="24"/>
+      </w:rPr>
+      <w:t>Sozialgericht Oldenburg</w:t>
+    </w:r>
+  </w:p>
+  <w:p>
+    <w:pPr>
+      <w:jc w:val="left"/>
+      <w:pBdr>
+        <w:bottom w:val="single" w:sz="6" w:space="2" w:color="3B3F45"/>
+      </w:pBdr>
+    </w:pPr>
+    <w:r>
+      <w:rPr>
+        <w:rFonts w:ascii="Times New Roman" w:hAnsi="Times New Roman"/>
+        <w:color w:val="6B6B66"/>
+        <w:sz w:val="16"/>
+      </w:rPr>
+      <w:t>Gericht · Aktenzeichen: S 12 KR 188/26</w:t>
+    </w:r>
+  </w:p>
+</w:hdr>
 </file>
 
 <file path=word/numbering.xml><?xml version="1.0" encoding="utf-8"?>
